--- a/lessons/6-4/downloads/reveal/teacher/6.4-exit-tickets.docx
+++ b/lessons/6-4/downloads/reveal/teacher/6.4-exit-tickets.docx
@@ -4,6 +4,7 @@
   <w:body>
     <w:p>
       <w:pPr>
+        <w:pStyle w:val="Heading1"/>
         <w:tabs>
           <w:tab w:val="left" w:pos="5200"/>
           <w:tab w:val="right" w:leader="underscore" w:pos="9504"/>
@@ -34,7 +35,7 @@
         <w:rPr>
           <w:rFonts w:ascii="Avenir Next" w:hAnsi="Avenir Next" w:cs="Avenir Next" w:eastAsia="Avenir Next"/>
           <w:color w:val="1A1A1A"/>
-          <w:sz w:val="18"/>
+          <w:sz w:val="22"/>
           <w:szCs w:val="18"/>
         </w:rPr>
         <w:t xml:space="preserve">Name</w:t>
@@ -119,25 +120,25 @@
                 <w:rFonts w:ascii="Avenir Next" w:hAnsi="Avenir Next" w:cs="Avenir Next" w:eastAsia="Avenir Next"/>
                 <w:b/>
                 <w:color w:val="1A1A1A"/>
+                <w:sz w:val="22"/>
+                <w:szCs w:val="20"/>
+              </w:rPr>
+              <w:t xml:space="preserve">1.</w:t>
+            </w:r>
+            <w:r>
+              <w:rPr>
+                <w:rFonts w:ascii="Avenir Next" w:hAnsi="Avenir Next" w:cs="Avenir Next" w:eastAsia="Avenir Next"/>
+                <w:color w:val="1A1A1A"/>
                 <w:sz w:val="20"/>
                 <w:szCs w:val="20"/>
               </w:rPr>
-              <w:t xml:space="preserve">1.</w:t>
-            </w:r>
-            <w:r>
-              <w:rPr>
-                <w:rFonts w:ascii="Avenir Next" w:hAnsi="Avenir Next" w:cs="Avenir Next" w:eastAsia="Avenir Next"/>
-                <w:color w:val="1A1A1A"/>
-                <w:sz w:val="20"/>
-                <w:szCs w:val="20"/>
-              </w:rPr>
               <w:tab/>
             </w:r>
             <w:r>
               <w:rPr>
                 <w:rFonts w:ascii="Avenir Next" w:hAnsi="Avenir Next" w:cs="Avenir Next" w:eastAsia="Avenir Next"/>
                 <w:color w:val="1A1A1A"/>
-                <w:sz w:val="20"/>
+                <w:sz w:val="22"/>
                 <w:szCs w:val="20"/>
               </w:rPr>
               <w:t xml:space="preserve">Write a numerical expression.</w:t>
@@ -192,25 +193,25 @@
                       <w:rFonts w:ascii="Avenir Next" w:hAnsi="Avenir Next" w:cs="Avenir Next" w:eastAsia="Avenir Next"/>
                       <w:b/>
                       <w:color w:val="003A70"/>
+                      <w:sz w:val="22"/>
+                      <w:szCs w:val="20"/>
+                    </w:rPr>
+                    <w:t xml:space="preserve">a.</w:t>
+                  </w:r>
+                  <w:r>
+                    <w:rPr>
+                      <w:rFonts w:ascii="Avenir Next" w:hAnsi="Avenir Next" w:cs="Avenir Next" w:eastAsia="Avenir Next"/>
+                      <w:color w:val="1A1A1A"/>
                       <w:sz w:val="20"/>
                       <w:szCs w:val="20"/>
                     </w:rPr>
-                    <w:t xml:space="preserve">a.</w:t>
-                  </w:r>
-                  <w:r>
-                    <w:rPr>
-                      <w:rFonts w:ascii="Avenir Next" w:hAnsi="Avenir Next" w:cs="Avenir Next" w:eastAsia="Avenir Next"/>
-                      <w:color w:val="1A1A1A"/>
-                      <w:sz w:val="20"/>
-                      <w:szCs w:val="20"/>
-                    </w:rPr>
                     <w:tab/>
                   </w:r>
                   <w:r>
                     <w:rPr>
                       <w:rFonts w:ascii="Avenir Next" w:hAnsi="Avenir Next" w:cs="Avenir Next" w:eastAsia="Avenir Next"/>
                       <w:color w:val="1A1A1A"/>
-                      <w:sz w:val="20"/>
+                      <w:sz w:val="22"/>
                       <w:szCs w:val="20"/>
                     </w:rPr>
                     <w:t xml:space="preserve">9 less than 30</w:t>
@@ -254,25 +255,25 @@
                       <w:rFonts w:ascii="Avenir Next" w:hAnsi="Avenir Next" w:cs="Avenir Next" w:eastAsia="Avenir Next"/>
                       <w:b/>
                       <w:color w:val="003A70"/>
+                      <w:sz w:val="22"/>
+                      <w:szCs w:val="20"/>
+                    </w:rPr>
+                    <w:t xml:space="preserve">b.</w:t>
+                  </w:r>
+                  <w:r>
+                    <w:rPr>
+                      <w:rFonts w:ascii="Avenir Next" w:hAnsi="Avenir Next" w:cs="Avenir Next" w:eastAsia="Avenir Next"/>
+                      <w:color w:val="1A1A1A"/>
                       <w:sz w:val="20"/>
                       <w:szCs w:val="20"/>
                     </w:rPr>
-                    <w:t xml:space="preserve">b.</w:t>
-                  </w:r>
-                  <w:r>
-                    <w:rPr>
-                      <w:rFonts w:ascii="Avenir Next" w:hAnsi="Avenir Next" w:cs="Avenir Next" w:eastAsia="Avenir Next"/>
-                      <w:color w:val="1A1A1A"/>
-                      <w:sz w:val="20"/>
-                      <w:szCs w:val="20"/>
-                    </w:rPr>
                     <w:tab/>
                   </w:r>
                   <w:r>
                     <w:rPr>
                       <w:rFonts w:ascii="Avenir Next" w:hAnsi="Avenir Next" w:cs="Avenir Next" w:eastAsia="Avenir Next"/>
                       <w:color w:val="1A1A1A"/>
-                      <w:sz w:val="20"/>
+                      <w:sz w:val="22"/>
                       <w:szCs w:val="20"/>
                     </w:rPr>
                     <w:t xml:space="preserve">the sum of 4 and 5, tripled</w:t>
@@ -365,25 +366,25 @@
                 <w:rFonts w:ascii="Avenir Next" w:hAnsi="Avenir Next" w:cs="Avenir Next" w:eastAsia="Avenir Next"/>
                 <w:b/>
                 <w:color w:val="1A1A1A"/>
+                <w:sz w:val="22"/>
+                <w:szCs w:val="20"/>
+              </w:rPr>
+              <w:t xml:space="preserve">2.</w:t>
+            </w:r>
+            <w:r>
+              <w:rPr>
+                <w:rFonts w:ascii="Avenir Next" w:hAnsi="Avenir Next" w:cs="Avenir Next" w:eastAsia="Avenir Next"/>
+                <w:color w:val="1A1A1A"/>
                 <w:sz w:val="20"/>
                 <w:szCs w:val="20"/>
               </w:rPr>
-              <w:t xml:space="preserve">2.</w:t>
-            </w:r>
-            <w:r>
-              <w:rPr>
-                <w:rFonts w:ascii="Avenir Next" w:hAnsi="Avenir Next" w:cs="Avenir Next" w:eastAsia="Avenir Next"/>
-                <w:color w:val="1A1A1A"/>
-                <w:sz w:val="20"/>
-                <w:szCs w:val="20"/>
-              </w:rPr>
               <w:tab/>
             </w:r>
             <w:r>
               <w:rPr>
                 <w:rFonts w:ascii="Avenir Next" w:hAnsi="Avenir Next" w:cs="Avenir Next" w:eastAsia="Avenir Next"/>
                 <w:color w:val="1A1A1A"/>
-                <w:sz w:val="20"/>
+                <w:sz w:val="22"/>
                 <w:szCs w:val="20"/>
               </w:rPr>
               <w:t xml:space="preserve">Sam buys 6 apples at $2 each and a $3 drink. Write an expression for the total cost. Evaluate it.</w:t>
@@ -460,25 +461,25 @@
                 <w:rFonts w:ascii="Avenir Next" w:hAnsi="Avenir Next" w:cs="Avenir Next" w:eastAsia="Avenir Next"/>
                 <w:b/>
                 <w:color w:val="1A1A1A"/>
+                <w:sz w:val="22"/>
+                <w:szCs w:val="18"/>
+              </w:rPr>
+              <w:t xml:space="preserve">Answer</w:t>
+            </w:r>
+            <w:r>
+              <w:rPr>
+                <w:rFonts w:ascii="Avenir Next" w:hAnsi="Avenir Next" w:cs="Avenir Next" w:eastAsia="Avenir Next"/>
+                <w:color w:val="1A1A1A"/>
                 <w:sz w:val="18"/>
                 <w:szCs w:val="18"/>
               </w:rPr>
-              <w:t xml:space="preserve">Answer</w:t>
-            </w:r>
-            <w:r>
-              <w:rPr>
-                <w:rFonts w:ascii="Avenir Next" w:hAnsi="Avenir Next" w:cs="Avenir Next" w:eastAsia="Avenir Next"/>
-                <w:color w:val="1A1A1A"/>
-                <w:sz w:val="18"/>
-                <w:szCs w:val="18"/>
-              </w:rPr>
               <w:tab/>
             </w:r>
             <w:r>
               <w:rPr>
                 <w:rFonts w:ascii="Avenir Next" w:hAnsi="Avenir Next" w:cs="Avenir Next" w:eastAsia="Avenir Next"/>
                 <w:color w:val="1A1A1A"/>
-                <w:sz w:val="18"/>
+                <w:sz w:val="22"/>
                 <w:szCs w:val="18"/>
               </w:rPr>
               <w:t xml:space="preserve">  dollars</w:t>
@@ -544,25 +545,25 @@
                 <w:rFonts w:ascii="Avenir Next" w:hAnsi="Avenir Next" w:cs="Avenir Next" w:eastAsia="Avenir Next"/>
                 <w:b/>
                 <w:color w:val="1A1A1A"/>
+                <w:sz w:val="22"/>
+                <w:szCs w:val="20"/>
+              </w:rPr>
+              <w:t xml:space="preserve">3.</w:t>
+            </w:r>
+            <w:r>
+              <w:rPr>
+                <w:rFonts w:ascii="Avenir Next" w:hAnsi="Avenir Next" w:cs="Avenir Next" w:eastAsia="Avenir Next"/>
+                <w:color w:val="1A1A1A"/>
                 <w:sz w:val="20"/>
                 <w:szCs w:val="20"/>
               </w:rPr>
-              <w:t xml:space="preserve">3.</w:t>
-            </w:r>
-            <w:r>
-              <w:rPr>
-                <w:rFonts w:ascii="Avenir Next" w:hAnsi="Avenir Next" w:cs="Avenir Next" w:eastAsia="Avenir Next"/>
-                <w:color w:val="1A1A1A"/>
-                <w:sz w:val="20"/>
-                <w:szCs w:val="20"/>
-              </w:rPr>
               <w:tab/>
             </w:r>
             <w:r>
               <w:rPr>
                 <w:rFonts w:ascii="Avenir Next" w:hAnsi="Avenir Next" w:cs="Avenir Next" w:eastAsia="Avenir Next"/>
                 <w:color w:val="1A1A1A"/>
-                <w:sz w:val="20"/>
+                <w:sz w:val="22"/>
                 <w:szCs w:val="20"/>
               </w:rPr>
               <w:t xml:space="preserve">Which expression matches “the product of 4 and 7, minus 5”?</w:t>
@@ -618,25 +619,25 @@
                       <w:rFonts w:ascii="Avenir Next" w:hAnsi="Avenir Next" w:cs="Avenir Next" w:eastAsia="Avenir Next"/>
                       <w:b/>
                       <w:color w:val="003A70"/>
+                      <w:sz w:val="22"/>
+                      <w:szCs w:val="19"/>
+                    </w:rPr>
+                    <w:t xml:space="preserve">A</w:t>
+                  </w:r>
+                  <w:r>
+                    <w:rPr>
+                      <w:rFonts w:ascii="Avenir Next" w:hAnsi="Avenir Next" w:cs="Avenir Next" w:eastAsia="Avenir Next"/>
+                      <w:color w:val="1A1A1A"/>
                       <w:sz w:val="19"/>
                       <w:szCs w:val="19"/>
                     </w:rPr>
-                    <w:t xml:space="preserve">A</w:t>
-                  </w:r>
-                  <w:r>
-                    <w:rPr>
-                      <w:rFonts w:ascii="Avenir Next" w:hAnsi="Avenir Next" w:cs="Avenir Next" w:eastAsia="Avenir Next"/>
-                      <w:color w:val="1A1A1A"/>
-                      <w:sz w:val="19"/>
-                      <w:szCs w:val="19"/>
-                    </w:rPr>
                     <w:tab/>
                   </w:r>
                   <w:r>
                     <w:rPr>
                       <w:rFonts w:ascii="Avenir Next" w:hAnsi="Avenir Next" w:cs="Avenir Next" w:eastAsia="Avenir Next"/>
                       <w:color w:val="1A1A1A"/>
-                      <w:sz w:val="19"/>
+                      <w:sz w:val="22"/>
                       <w:szCs w:val="19"/>
                     </w:rPr>
                     <w:t xml:space="preserve">4 × 7 − 5</w:t>
@@ -661,25 +662,25 @@
                       <w:rFonts w:ascii="Avenir Next" w:hAnsi="Avenir Next" w:cs="Avenir Next" w:eastAsia="Avenir Next"/>
                       <w:b/>
                       <w:color w:val="003A70"/>
+                      <w:sz w:val="22"/>
+                      <w:szCs w:val="19"/>
+                    </w:rPr>
+                    <w:t xml:space="preserve">B</w:t>
+                  </w:r>
+                  <w:r>
+                    <w:rPr>
+                      <w:rFonts w:ascii="Avenir Next" w:hAnsi="Avenir Next" w:cs="Avenir Next" w:eastAsia="Avenir Next"/>
+                      <w:color w:val="1A1A1A"/>
                       <w:sz w:val="19"/>
                       <w:szCs w:val="19"/>
                     </w:rPr>
-                    <w:t xml:space="preserve">B</w:t>
-                  </w:r>
-                  <w:r>
-                    <w:rPr>
-                      <w:rFonts w:ascii="Avenir Next" w:hAnsi="Avenir Next" w:cs="Avenir Next" w:eastAsia="Avenir Next"/>
-                      <w:color w:val="1A1A1A"/>
-                      <w:sz w:val="19"/>
-                      <w:szCs w:val="19"/>
-                    </w:rPr>
                     <w:tab/>
                   </w:r>
                   <w:r>
                     <w:rPr>
                       <w:rFonts w:ascii="Avenir Next" w:hAnsi="Avenir Next" w:cs="Avenir Next" w:eastAsia="Avenir Next"/>
                       <w:color w:val="1A1A1A"/>
-                      <w:sz w:val="19"/>
+                      <w:sz w:val="22"/>
                       <w:szCs w:val="19"/>
                     </w:rPr>
                     <w:t xml:space="preserve">4 × (7 − 5)</w:t>
@@ -704,25 +705,25 @@
                       <w:rFonts w:ascii="Avenir Next" w:hAnsi="Avenir Next" w:cs="Avenir Next" w:eastAsia="Avenir Next"/>
                       <w:b/>
                       <w:color w:val="003A70"/>
+                      <w:sz w:val="22"/>
+                      <w:szCs w:val="19"/>
+                    </w:rPr>
+                    <w:t xml:space="preserve">C</w:t>
+                  </w:r>
+                  <w:r>
+                    <w:rPr>
+                      <w:rFonts w:ascii="Avenir Next" w:hAnsi="Avenir Next" w:cs="Avenir Next" w:eastAsia="Avenir Next"/>
+                      <w:color w:val="1A1A1A"/>
                       <w:sz w:val="19"/>
                       <w:szCs w:val="19"/>
                     </w:rPr>
-                    <w:t xml:space="preserve">C</w:t>
-                  </w:r>
-                  <w:r>
-                    <w:rPr>
-                      <w:rFonts w:ascii="Avenir Next" w:hAnsi="Avenir Next" w:cs="Avenir Next" w:eastAsia="Avenir Next"/>
-                      <w:color w:val="1A1A1A"/>
-                      <w:sz w:val="19"/>
-                      <w:szCs w:val="19"/>
-                    </w:rPr>
                     <w:tab/>
                   </w:r>
                   <w:r>
                     <w:rPr>
                       <w:rFonts w:ascii="Avenir Next" w:hAnsi="Avenir Next" w:cs="Avenir Next" w:eastAsia="Avenir Next"/>
                       <w:color w:val="1A1A1A"/>
-                      <w:sz w:val="19"/>
+                      <w:sz w:val="22"/>
                       <w:szCs w:val="19"/>
                     </w:rPr>
                     <w:t xml:space="preserve">5 − 4 × 7</w:t>
@@ -747,25 +748,25 @@
                       <w:rFonts w:ascii="Avenir Next" w:hAnsi="Avenir Next" w:cs="Avenir Next" w:eastAsia="Avenir Next"/>
                       <w:b/>
                       <w:color w:val="003A70"/>
+                      <w:sz w:val="22"/>
+                      <w:szCs w:val="19"/>
+                    </w:rPr>
+                    <w:t xml:space="preserve">D</w:t>
+                  </w:r>
+                  <w:r>
+                    <w:rPr>
+                      <w:rFonts w:ascii="Avenir Next" w:hAnsi="Avenir Next" w:cs="Avenir Next" w:eastAsia="Avenir Next"/>
+                      <w:color w:val="1A1A1A"/>
                       <w:sz w:val="19"/>
                       <w:szCs w:val="19"/>
                     </w:rPr>
-                    <w:t xml:space="preserve">D</w:t>
-                  </w:r>
-                  <w:r>
-                    <w:rPr>
-                      <w:rFonts w:ascii="Avenir Next" w:hAnsi="Avenir Next" w:cs="Avenir Next" w:eastAsia="Avenir Next"/>
-                      <w:color w:val="1A1A1A"/>
-                      <w:sz w:val="19"/>
-                      <w:szCs w:val="19"/>
-                    </w:rPr>
                     <w:tab/>
                   </w:r>
                   <w:r>
                     <w:rPr>
                       <w:rFonts w:ascii="Avenir Next" w:hAnsi="Avenir Next" w:cs="Avenir Next" w:eastAsia="Avenir Next"/>
                       <w:color w:val="1A1A1A"/>
-                      <w:sz w:val="19"/>
+                      <w:sz w:val="22"/>
                       <w:szCs w:val="19"/>
                     </w:rPr>
                     <w:t xml:space="preserve">4 + 7 − 5</w:t>
@@ -815,7 +816,7 @@
         <w:rPr>
           <w:rFonts w:ascii="Avenir Next" w:hAnsi="Avenir Next" w:cs="Avenir Next" w:eastAsia="Avenir Next"/>
           <w:color w:val="1A1A1A"/>
-          <w:sz w:val="17"/>
+          <w:sz w:val="22"/>
           <w:szCs w:val="17"/>
         </w:rPr>
         <w:t xml:space="preserve">  I got it</w:t>
@@ -833,7 +834,7 @@
         <w:rPr>
           <w:rFonts w:ascii="Avenir Next" w:hAnsi="Avenir Next" w:cs="Avenir Next" w:eastAsia="Avenir Next"/>
           <w:color w:val="1A1A1A"/>
-          <w:sz w:val="17"/>
+          <w:sz w:val="22"/>
           <w:szCs w:val="17"/>
         </w:rPr>
         <w:t xml:space="preserve">  Almost</w:t>
@@ -851,7 +852,7 @@
         <w:rPr>
           <w:rFonts w:ascii="Avenir Next" w:hAnsi="Avenir Next" w:cs="Avenir Next" w:eastAsia="Avenir Next"/>
           <w:color w:val="1A1A1A"/>
-          <w:sz w:val="17"/>
+          <w:sz w:val="22"/>
           <w:szCs w:val="17"/>
         </w:rPr>
         <w:t xml:space="preserve">  I need help</w:t>
@@ -908,7 +909,7 @@
         <w:rPr>
           <w:rFonts w:ascii="Avenir Next" w:hAnsi="Avenir Next" w:cs="Avenir Next" w:eastAsia="Avenir Next"/>
           <w:color w:val="1A1A1A"/>
-          <w:sz w:val="18"/>
+          <w:sz w:val="22"/>
           <w:szCs w:val="18"/>
         </w:rPr>
         <w:t xml:space="preserve">Name</w:t>
@@ -993,25 +994,25 @@
                 <w:rFonts w:ascii="Avenir Next" w:hAnsi="Avenir Next" w:cs="Avenir Next" w:eastAsia="Avenir Next"/>
                 <w:b/>
                 <w:color w:val="1A1A1A"/>
+                <w:sz w:val="22"/>
+                <w:szCs w:val="20"/>
+              </w:rPr>
+              <w:t xml:space="preserve">1.</w:t>
+            </w:r>
+            <w:r>
+              <w:rPr>
+                <w:rFonts w:ascii="Avenir Next" w:hAnsi="Avenir Next" w:cs="Avenir Next" w:eastAsia="Avenir Next"/>
+                <w:color w:val="1A1A1A"/>
                 <w:sz w:val="20"/>
                 <w:szCs w:val="20"/>
               </w:rPr>
-              <w:t xml:space="preserve">1.</w:t>
-            </w:r>
-            <w:r>
-              <w:rPr>
-                <w:rFonts w:ascii="Avenir Next" w:hAnsi="Avenir Next" w:cs="Avenir Next" w:eastAsia="Avenir Next"/>
-                <w:color w:val="1A1A1A"/>
-                <w:sz w:val="20"/>
-                <w:szCs w:val="20"/>
-              </w:rPr>
               <w:tab/>
             </w:r>
             <w:r>
               <w:rPr>
                 <w:rFonts w:ascii="Avenir Next" w:hAnsi="Avenir Next" w:cs="Avenir Next" w:eastAsia="Avenir Next"/>
                 <w:color w:val="1A1A1A"/>
-                <w:sz w:val="20"/>
+                <w:sz w:val="22"/>
                 <w:szCs w:val="20"/>
               </w:rPr>
               <w:t xml:space="preserve">Write a numerical expression.</w:t>
@@ -1066,25 +1067,25 @@
                       <w:rFonts w:ascii="Avenir Next" w:hAnsi="Avenir Next" w:cs="Avenir Next" w:eastAsia="Avenir Next"/>
                       <w:b/>
                       <w:color w:val="003A70"/>
+                      <w:sz w:val="22"/>
+                      <w:szCs w:val="20"/>
+                    </w:rPr>
+                    <w:t xml:space="preserve">a.</w:t>
+                  </w:r>
+                  <w:r>
+                    <w:rPr>
+                      <w:rFonts w:ascii="Avenir Next" w:hAnsi="Avenir Next" w:cs="Avenir Next" w:eastAsia="Avenir Next"/>
+                      <w:color w:val="1A1A1A"/>
                       <w:sz w:val="20"/>
                       <w:szCs w:val="20"/>
                     </w:rPr>
-                    <w:t xml:space="preserve">a.</w:t>
-                  </w:r>
-                  <w:r>
-                    <w:rPr>
-                      <w:rFonts w:ascii="Avenir Next" w:hAnsi="Avenir Next" w:cs="Avenir Next" w:eastAsia="Avenir Next"/>
-                      <w:color w:val="1A1A1A"/>
-                      <w:sz w:val="20"/>
-                      <w:szCs w:val="20"/>
-                    </w:rPr>
                     <w:tab/>
                   </w:r>
                   <w:r>
                     <w:rPr>
                       <w:rFonts w:ascii="Avenir Next" w:hAnsi="Avenir Next" w:cs="Avenir Next" w:eastAsia="Avenir Next"/>
                       <w:color w:val="1A1A1A"/>
-                      <w:sz w:val="20"/>
+                      <w:sz w:val="22"/>
                       <w:szCs w:val="20"/>
                     </w:rPr>
                     <w:t xml:space="preserve">9 less than 30</w:t>
@@ -1128,25 +1129,25 @@
                       <w:rFonts w:ascii="Avenir Next" w:hAnsi="Avenir Next" w:cs="Avenir Next" w:eastAsia="Avenir Next"/>
                       <w:b/>
                       <w:color w:val="003A70"/>
+                      <w:sz w:val="22"/>
+                      <w:szCs w:val="20"/>
+                    </w:rPr>
+                    <w:t xml:space="preserve">b.</w:t>
+                  </w:r>
+                  <w:r>
+                    <w:rPr>
+                      <w:rFonts w:ascii="Avenir Next" w:hAnsi="Avenir Next" w:cs="Avenir Next" w:eastAsia="Avenir Next"/>
+                      <w:color w:val="1A1A1A"/>
                       <w:sz w:val="20"/>
                       <w:szCs w:val="20"/>
                     </w:rPr>
-                    <w:t xml:space="preserve">b.</w:t>
-                  </w:r>
-                  <w:r>
-                    <w:rPr>
-                      <w:rFonts w:ascii="Avenir Next" w:hAnsi="Avenir Next" w:cs="Avenir Next" w:eastAsia="Avenir Next"/>
-                      <w:color w:val="1A1A1A"/>
-                      <w:sz w:val="20"/>
-                      <w:szCs w:val="20"/>
-                    </w:rPr>
                     <w:tab/>
                   </w:r>
                   <w:r>
                     <w:rPr>
                       <w:rFonts w:ascii="Avenir Next" w:hAnsi="Avenir Next" w:cs="Avenir Next" w:eastAsia="Avenir Next"/>
                       <w:color w:val="1A1A1A"/>
-                      <w:sz w:val="20"/>
+                      <w:sz w:val="22"/>
                       <w:szCs w:val="20"/>
                     </w:rPr>
                     <w:t xml:space="preserve">the sum of 4 and 5, tripled</w:t>
@@ -1239,25 +1240,25 @@
                 <w:rFonts w:ascii="Avenir Next" w:hAnsi="Avenir Next" w:cs="Avenir Next" w:eastAsia="Avenir Next"/>
                 <w:b/>
                 <w:color w:val="1A1A1A"/>
+                <w:sz w:val="22"/>
+                <w:szCs w:val="20"/>
+              </w:rPr>
+              <w:t xml:space="preserve">2.</w:t>
+            </w:r>
+            <w:r>
+              <w:rPr>
+                <w:rFonts w:ascii="Avenir Next" w:hAnsi="Avenir Next" w:cs="Avenir Next" w:eastAsia="Avenir Next"/>
+                <w:color w:val="1A1A1A"/>
                 <w:sz w:val="20"/>
                 <w:szCs w:val="20"/>
               </w:rPr>
-              <w:t xml:space="preserve">2.</w:t>
-            </w:r>
-            <w:r>
-              <w:rPr>
-                <w:rFonts w:ascii="Avenir Next" w:hAnsi="Avenir Next" w:cs="Avenir Next" w:eastAsia="Avenir Next"/>
-                <w:color w:val="1A1A1A"/>
-                <w:sz w:val="20"/>
-                <w:szCs w:val="20"/>
-              </w:rPr>
               <w:tab/>
             </w:r>
             <w:r>
               <w:rPr>
                 <w:rFonts w:ascii="Avenir Next" w:hAnsi="Avenir Next" w:cs="Avenir Next" w:eastAsia="Avenir Next"/>
                 <w:color w:val="1A1A1A"/>
-                <w:sz w:val="20"/>
+                <w:sz w:val="22"/>
                 <w:szCs w:val="20"/>
               </w:rPr>
               <w:t xml:space="preserve">Sam buys 6 apples at $2 each and a $3 drink. Write an expression for the total cost. Evaluate it.</w:t>
@@ -1334,25 +1335,25 @@
                 <w:rFonts w:ascii="Avenir Next" w:hAnsi="Avenir Next" w:cs="Avenir Next" w:eastAsia="Avenir Next"/>
                 <w:b/>
                 <w:color w:val="1A1A1A"/>
+                <w:sz w:val="22"/>
+                <w:szCs w:val="18"/>
+              </w:rPr>
+              <w:t xml:space="preserve">Answer</w:t>
+            </w:r>
+            <w:r>
+              <w:rPr>
+                <w:rFonts w:ascii="Avenir Next" w:hAnsi="Avenir Next" w:cs="Avenir Next" w:eastAsia="Avenir Next"/>
+                <w:color w:val="1A1A1A"/>
                 <w:sz w:val="18"/>
                 <w:szCs w:val="18"/>
               </w:rPr>
-              <w:t xml:space="preserve">Answer</w:t>
-            </w:r>
-            <w:r>
-              <w:rPr>
-                <w:rFonts w:ascii="Avenir Next" w:hAnsi="Avenir Next" w:cs="Avenir Next" w:eastAsia="Avenir Next"/>
-                <w:color w:val="1A1A1A"/>
-                <w:sz w:val="18"/>
-                <w:szCs w:val="18"/>
-              </w:rPr>
               <w:tab/>
             </w:r>
             <w:r>
               <w:rPr>
                 <w:rFonts w:ascii="Avenir Next" w:hAnsi="Avenir Next" w:cs="Avenir Next" w:eastAsia="Avenir Next"/>
                 <w:color w:val="1A1A1A"/>
-                <w:sz w:val="18"/>
+                <w:sz w:val="22"/>
                 <w:szCs w:val="18"/>
               </w:rPr>
               <w:t xml:space="preserve">  dollars</w:t>
@@ -1418,25 +1419,25 @@
                 <w:rFonts w:ascii="Avenir Next" w:hAnsi="Avenir Next" w:cs="Avenir Next" w:eastAsia="Avenir Next"/>
                 <w:b/>
                 <w:color w:val="1A1A1A"/>
+                <w:sz w:val="22"/>
+                <w:szCs w:val="20"/>
+              </w:rPr>
+              <w:t xml:space="preserve">3.</w:t>
+            </w:r>
+            <w:r>
+              <w:rPr>
+                <w:rFonts w:ascii="Avenir Next" w:hAnsi="Avenir Next" w:cs="Avenir Next" w:eastAsia="Avenir Next"/>
+                <w:color w:val="1A1A1A"/>
                 <w:sz w:val="20"/>
                 <w:szCs w:val="20"/>
               </w:rPr>
-              <w:t xml:space="preserve">3.</w:t>
-            </w:r>
-            <w:r>
-              <w:rPr>
-                <w:rFonts w:ascii="Avenir Next" w:hAnsi="Avenir Next" w:cs="Avenir Next" w:eastAsia="Avenir Next"/>
-                <w:color w:val="1A1A1A"/>
-                <w:sz w:val="20"/>
-                <w:szCs w:val="20"/>
-              </w:rPr>
               <w:tab/>
             </w:r>
             <w:r>
               <w:rPr>
                 <w:rFonts w:ascii="Avenir Next" w:hAnsi="Avenir Next" w:cs="Avenir Next" w:eastAsia="Avenir Next"/>
                 <w:color w:val="1A1A1A"/>
-                <w:sz w:val="20"/>
+                <w:sz w:val="22"/>
                 <w:szCs w:val="20"/>
               </w:rPr>
               <w:t xml:space="preserve">Which expression matches “the product of 4 and 7, minus 5”?</w:t>
@@ -1492,25 +1493,25 @@
                       <w:rFonts w:ascii="Avenir Next" w:hAnsi="Avenir Next" w:cs="Avenir Next" w:eastAsia="Avenir Next"/>
                       <w:b/>
                       <w:color w:val="003A70"/>
+                      <w:sz w:val="22"/>
+                      <w:szCs w:val="19"/>
+                    </w:rPr>
+                    <w:t xml:space="preserve">A</w:t>
+                  </w:r>
+                  <w:r>
+                    <w:rPr>
+                      <w:rFonts w:ascii="Avenir Next" w:hAnsi="Avenir Next" w:cs="Avenir Next" w:eastAsia="Avenir Next"/>
+                      <w:color w:val="1A1A1A"/>
                       <w:sz w:val="19"/>
                       <w:szCs w:val="19"/>
                     </w:rPr>
-                    <w:t xml:space="preserve">A</w:t>
-                  </w:r>
-                  <w:r>
-                    <w:rPr>
-                      <w:rFonts w:ascii="Avenir Next" w:hAnsi="Avenir Next" w:cs="Avenir Next" w:eastAsia="Avenir Next"/>
-                      <w:color w:val="1A1A1A"/>
-                      <w:sz w:val="19"/>
-                      <w:szCs w:val="19"/>
-                    </w:rPr>
                     <w:tab/>
                   </w:r>
                   <w:r>
                     <w:rPr>
                       <w:rFonts w:ascii="Avenir Next" w:hAnsi="Avenir Next" w:cs="Avenir Next" w:eastAsia="Avenir Next"/>
                       <w:color w:val="1A1A1A"/>
-                      <w:sz w:val="19"/>
+                      <w:sz w:val="22"/>
                       <w:szCs w:val="19"/>
                     </w:rPr>
                     <w:t xml:space="preserve">4 × 7 − 5</w:t>
@@ -1535,25 +1536,25 @@
                       <w:rFonts w:ascii="Avenir Next" w:hAnsi="Avenir Next" w:cs="Avenir Next" w:eastAsia="Avenir Next"/>
                       <w:b/>
                       <w:color w:val="003A70"/>
+                      <w:sz w:val="22"/>
+                      <w:szCs w:val="19"/>
+                    </w:rPr>
+                    <w:t xml:space="preserve">B</w:t>
+                  </w:r>
+                  <w:r>
+                    <w:rPr>
+                      <w:rFonts w:ascii="Avenir Next" w:hAnsi="Avenir Next" w:cs="Avenir Next" w:eastAsia="Avenir Next"/>
+                      <w:color w:val="1A1A1A"/>
                       <w:sz w:val="19"/>
                       <w:szCs w:val="19"/>
                     </w:rPr>
-                    <w:t xml:space="preserve">B</w:t>
-                  </w:r>
-                  <w:r>
-                    <w:rPr>
-                      <w:rFonts w:ascii="Avenir Next" w:hAnsi="Avenir Next" w:cs="Avenir Next" w:eastAsia="Avenir Next"/>
-                      <w:color w:val="1A1A1A"/>
-                      <w:sz w:val="19"/>
-                      <w:szCs w:val="19"/>
-                    </w:rPr>
                     <w:tab/>
                   </w:r>
                   <w:r>
                     <w:rPr>
                       <w:rFonts w:ascii="Avenir Next" w:hAnsi="Avenir Next" w:cs="Avenir Next" w:eastAsia="Avenir Next"/>
                       <w:color w:val="1A1A1A"/>
-                      <w:sz w:val="19"/>
+                      <w:sz w:val="22"/>
                       <w:szCs w:val="19"/>
                     </w:rPr>
                     <w:t xml:space="preserve">4 × (7 − 5)</w:t>
@@ -1578,25 +1579,25 @@
                       <w:rFonts w:ascii="Avenir Next" w:hAnsi="Avenir Next" w:cs="Avenir Next" w:eastAsia="Avenir Next"/>
                       <w:b/>
                       <w:color w:val="003A70"/>
+                      <w:sz w:val="22"/>
+                      <w:szCs w:val="19"/>
+                    </w:rPr>
+                    <w:t xml:space="preserve">C</w:t>
+                  </w:r>
+                  <w:r>
+                    <w:rPr>
+                      <w:rFonts w:ascii="Avenir Next" w:hAnsi="Avenir Next" w:cs="Avenir Next" w:eastAsia="Avenir Next"/>
+                      <w:color w:val="1A1A1A"/>
                       <w:sz w:val="19"/>
                       <w:szCs w:val="19"/>
                     </w:rPr>
-                    <w:t xml:space="preserve">C</w:t>
-                  </w:r>
-                  <w:r>
-                    <w:rPr>
-                      <w:rFonts w:ascii="Avenir Next" w:hAnsi="Avenir Next" w:cs="Avenir Next" w:eastAsia="Avenir Next"/>
-                      <w:color w:val="1A1A1A"/>
-                      <w:sz w:val="19"/>
-                      <w:szCs w:val="19"/>
-                    </w:rPr>
                     <w:tab/>
                   </w:r>
                   <w:r>
                     <w:rPr>
                       <w:rFonts w:ascii="Avenir Next" w:hAnsi="Avenir Next" w:cs="Avenir Next" w:eastAsia="Avenir Next"/>
                       <w:color w:val="1A1A1A"/>
-                      <w:sz w:val="19"/>
+                      <w:sz w:val="22"/>
                       <w:szCs w:val="19"/>
                     </w:rPr>
                     <w:t xml:space="preserve">5 − 4 × 7</w:t>
@@ -1621,25 +1622,25 @@
                       <w:rFonts w:ascii="Avenir Next" w:hAnsi="Avenir Next" w:cs="Avenir Next" w:eastAsia="Avenir Next"/>
                       <w:b/>
                       <w:color w:val="003A70"/>
+                      <w:sz w:val="22"/>
+                      <w:szCs w:val="19"/>
+                    </w:rPr>
+                    <w:t xml:space="preserve">D</w:t>
+                  </w:r>
+                  <w:r>
+                    <w:rPr>
+                      <w:rFonts w:ascii="Avenir Next" w:hAnsi="Avenir Next" w:cs="Avenir Next" w:eastAsia="Avenir Next"/>
+                      <w:color w:val="1A1A1A"/>
                       <w:sz w:val="19"/>
                       <w:szCs w:val="19"/>
                     </w:rPr>
-                    <w:t xml:space="preserve">D</w:t>
-                  </w:r>
-                  <w:r>
-                    <w:rPr>
-                      <w:rFonts w:ascii="Avenir Next" w:hAnsi="Avenir Next" w:cs="Avenir Next" w:eastAsia="Avenir Next"/>
-                      <w:color w:val="1A1A1A"/>
-                      <w:sz w:val="19"/>
-                      <w:szCs w:val="19"/>
-                    </w:rPr>
                     <w:tab/>
                   </w:r>
                   <w:r>
                     <w:rPr>
                       <w:rFonts w:ascii="Avenir Next" w:hAnsi="Avenir Next" w:cs="Avenir Next" w:eastAsia="Avenir Next"/>
                       <w:color w:val="1A1A1A"/>
-                      <w:sz w:val="19"/>
+                      <w:sz w:val="22"/>
                       <w:szCs w:val="19"/>
                     </w:rPr>
                     <w:t xml:space="preserve">4 + 7 − 5</w:t>
@@ -1689,7 +1690,7 @@
         <w:rPr>
           <w:rFonts w:ascii="Avenir Next" w:hAnsi="Avenir Next" w:cs="Avenir Next" w:eastAsia="Avenir Next"/>
           <w:color w:val="1A1A1A"/>
-          <w:sz w:val="17"/>
+          <w:sz w:val="22"/>
           <w:szCs w:val="17"/>
         </w:rPr>
         <w:t xml:space="preserve">  I got it</w:t>
@@ -1707,7 +1708,7 @@
         <w:rPr>
           <w:rFonts w:ascii="Avenir Next" w:hAnsi="Avenir Next" w:cs="Avenir Next" w:eastAsia="Avenir Next"/>
           <w:color w:val="1A1A1A"/>
-          <w:sz w:val="17"/>
+          <w:sz w:val="22"/>
           <w:szCs w:val="17"/>
         </w:rPr>
         <w:t xml:space="preserve">  Almost</w:t>
@@ -1725,7 +1726,7 @@
         <w:rPr>
           <w:rFonts w:ascii="Avenir Next" w:hAnsi="Avenir Next" w:cs="Avenir Next" w:eastAsia="Avenir Next"/>
           <w:color w:val="1A1A1A"/>
-          <w:sz w:val="17"/>
+          <w:sz w:val="22"/>
           <w:szCs w:val="17"/>
         </w:rPr>
         <w:t xml:space="preserve">  I need help</w:t>
@@ -1764,7 +1765,7 @@
         <w:rPr>
           <w:rFonts w:ascii="Avenir Next" w:hAnsi="Avenir Next" w:cs="Avenir Next" w:eastAsia="Avenir Next"/>
           <w:color w:val="1A1A1A"/>
-          <w:sz w:val="18"/>
+          <w:sz w:val="22"/>
           <w:szCs w:val="18"/>
         </w:rPr>
         <w:t xml:space="preserve">Name</w:t>
@@ -1849,25 +1850,25 @@
                 <w:rFonts w:ascii="Avenir Next" w:hAnsi="Avenir Next" w:cs="Avenir Next" w:eastAsia="Avenir Next"/>
                 <w:b/>
                 <w:color w:val="1A1A1A"/>
+                <w:sz w:val="22"/>
+                <w:szCs w:val="20"/>
+              </w:rPr>
+              <w:t xml:space="preserve">1.</w:t>
+            </w:r>
+            <w:r>
+              <w:rPr>
+                <w:rFonts w:ascii="Avenir Next" w:hAnsi="Avenir Next" w:cs="Avenir Next" w:eastAsia="Avenir Next"/>
+                <w:color w:val="1A1A1A"/>
                 <w:sz w:val="20"/>
                 <w:szCs w:val="20"/>
               </w:rPr>
-              <w:t xml:space="preserve">1.</w:t>
-            </w:r>
-            <w:r>
-              <w:rPr>
-                <w:rFonts w:ascii="Avenir Next" w:hAnsi="Avenir Next" w:cs="Avenir Next" w:eastAsia="Avenir Next"/>
-                <w:color w:val="1A1A1A"/>
-                <w:sz w:val="20"/>
-                <w:szCs w:val="20"/>
-              </w:rPr>
               <w:tab/>
             </w:r>
             <w:r>
               <w:rPr>
                 <w:rFonts w:ascii="Avenir Next" w:hAnsi="Avenir Next" w:cs="Avenir Next" w:eastAsia="Avenir Next"/>
                 <w:color w:val="1A1A1A"/>
-                <w:sz w:val="20"/>
+                <w:sz w:val="22"/>
                 <w:szCs w:val="20"/>
               </w:rPr>
               <w:t xml:space="preserve">Evaluate.</w:t>
@@ -1922,25 +1923,25 @@
                       <w:rFonts w:ascii="Avenir Next" w:hAnsi="Avenir Next" w:cs="Avenir Next" w:eastAsia="Avenir Next"/>
                       <w:b/>
                       <w:color w:val="003A70"/>
+                      <w:sz w:val="22"/>
+                      <w:szCs w:val="20"/>
+                    </w:rPr>
+                    <w:t xml:space="preserve">a.</w:t>
+                  </w:r>
+                  <w:r>
+                    <w:rPr>
+                      <w:rFonts w:ascii="Avenir Next" w:hAnsi="Avenir Next" w:cs="Avenir Next" w:eastAsia="Avenir Next"/>
+                      <w:color w:val="1A1A1A"/>
                       <w:sz w:val="20"/>
                       <w:szCs w:val="20"/>
                     </w:rPr>
-                    <w:t xml:space="preserve">a.</w:t>
-                  </w:r>
-                  <w:r>
-                    <w:rPr>
-                      <w:rFonts w:ascii="Avenir Next" w:hAnsi="Avenir Next" w:cs="Avenir Next" w:eastAsia="Avenir Next"/>
-                      <w:color w:val="1A1A1A"/>
-                      <w:sz w:val="20"/>
-                      <w:szCs w:val="20"/>
-                    </w:rPr>
                     <w:tab/>
                   </w:r>
                   <w:r>
                     <w:rPr>
                       <w:rFonts w:ascii="Avenir Next" w:hAnsi="Avenir Next" w:cs="Avenir Next" w:eastAsia="Avenir Next"/>
                       <w:color w:val="1A1A1A"/>
-                      <w:sz w:val="20"/>
+                      <w:sz w:val="22"/>
                       <w:szCs w:val="20"/>
                     </w:rPr>
                     <w:t xml:space="preserve">8 + 2 × 3 =</w:t>
@@ -1984,25 +1985,25 @@
                       <w:rFonts w:ascii="Avenir Next" w:hAnsi="Avenir Next" w:cs="Avenir Next" w:eastAsia="Avenir Next"/>
                       <w:b/>
                       <w:color w:val="003A70"/>
+                      <w:sz w:val="22"/>
+                      <w:szCs w:val="20"/>
+                    </w:rPr>
+                    <w:t xml:space="preserve">b.</w:t>
+                  </w:r>
+                  <w:r>
+                    <w:rPr>
+                      <w:rFonts w:ascii="Avenir Next" w:hAnsi="Avenir Next" w:cs="Avenir Next" w:eastAsia="Avenir Next"/>
+                      <w:color w:val="1A1A1A"/>
                       <w:sz w:val="20"/>
                       <w:szCs w:val="20"/>
                     </w:rPr>
-                    <w:t xml:space="preserve">b.</w:t>
-                  </w:r>
-                  <w:r>
-                    <w:rPr>
-                      <w:rFonts w:ascii="Avenir Next" w:hAnsi="Avenir Next" w:cs="Avenir Next" w:eastAsia="Avenir Next"/>
-                      <w:color w:val="1A1A1A"/>
-                      <w:sz w:val="20"/>
-                      <w:szCs w:val="20"/>
-                    </w:rPr>
                     <w:tab/>
                   </w:r>
                   <w:r>
                     <w:rPr>
                       <w:rFonts w:ascii="Avenir Next" w:hAnsi="Avenir Next" w:cs="Avenir Next" w:eastAsia="Avenir Next"/>
                       <w:color w:val="1A1A1A"/>
-                      <w:sz w:val="20"/>
+                      <w:sz w:val="22"/>
                       <w:szCs w:val="20"/>
                     </w:rPr>
                     <w:t xml:space="preserve">(8 + 2) × 3 =</w:t>
@@ -2095,25 +2096,25 @@
                 <w:rFonts w:ascii="Avenir Next" w:hAnsi="Avenir Next" w:cs="Avenir Next" w:eastAsia="Avenir Next"/>
                 <w:b/>
                 <w:color w:val="1A1A1A"/>
+                <w:sz w:val="22"/>
+                <w:szCs w:val="20"/>
+              </w:rPr>
+              <w:t xml:space="preserve">2.</w:t>
+            </w:r>
+            <w:r>
+              <w:rPr>
+                <w:rFonts w:ascii="Avenir Next" w:hAnsi="Avenir Next" w:cs="Avenir Next" w:eastAsia="Avenir Next"/>
+                <w:color w:val="1A1A1A"/>
                 <w:sz w:val="20"/>
                 <w:szCs w:val="20"/>
               </w:rPr>
-              <w:t xml:space="preserve">2.</w:t>
-            </w:r>
-            <w:r>
-              <w:rPr>
-                <w:rFonts w:ascii="Avenir Next" w:hAnsi="Avenir Next" w:cs="Avenir Next" w:eastAsia="Avenir Next"/>
-                <w:color w:val="1A1A1A"/>
-                <w:sz w:val="20"/>
-                <w:szCs w:val="20"/>
-              </w:rPr>
               <w:tab/>
             </w:r>
             <w:r>
               <w:rPr>
                 <w:rFonts w:ascii="Avenir Next" w:hAnsi="Avenir Next" w:cs="Avenir Next" w:eastAsia="Avenir Next"/>
                 <w:color w:val="1A1A1A"/>
-                <w:sz w:val="20"/>
+                <w:sz w:val="22"/>
                 <w:szCs w:val="20"/>
               </w:rPr>
               <w:t xml:space="preserve">Evaluate 20 − 2</w:t>
@@ -2122,7 +2123,7 @@
               <w:rPr>
                 <w:rFonts w:ascii="Avenir Next" w:hAnsi="Avenir Next" w:cs="Avenir Next" w:eastAsia="Avenir Next"/>
                 <w:color w:val="1A1A1A"/>
-                <w:sz w:val="20"/>
+                <w:sz w:val="22"/>
                 <w:szCs w:val="20"/>
                 <w:vertAlign w:val="superscript"/>
               </w:rPr>
@@ -2132,7 +2133,7 @@
               <w:rPr>
                 <w:rFonts w:ascii="Avenir Next" w:hAnsi="Avenir Next" w:cs="Avenir Next" w:eastAsia="Avenir Next"/>
                 <w:color w:val="1A1A1A"/>
-                <w:sz w:val="20"/>
+                <w:sz w:val="22"/>
                 <w:szCs w:val="20"/>
               </w:rPr>
               <w:t xml:space="preserve"> × 3.</w:t>
@@ -2209,7 +2210,7 @@
                 <w:rFonts w:ascii="Avenir Next" w:hAnsi="Avenir Next" w:cs="Avenir Next" w:eastAsia="Avenir Next"/>
                 <w:b/>
                 <w:color w:val="1A1A1A"/>
-                <w:sz w:val="18"/>
+                <w:sz w:val="22"/>
                 <w:szCs w:val="18"/>
               </w:rPr>
               <w:t xml:space="preserve">Value</w:t>
@@ -2284,25 +2285,25 @@
                 <w:rFonts w:ascii="Avenir Next" w:hAnsi="Avenir Next" w:cs="Avenir Next" w:eastAsia="Avenir Next"/>
                 <w:b/>
                 <w:color w:val="1A1A1A"/>
+                <w:sz w:val="22"/>
+                <w:szCs w:val="20"/>
+              </w:rPr>
+              <w:t xml:space="preserve">3.</w:t>
+            </w:r>
+            <w:r>
+              <w:rPr>
+                <w:rFonts w:ascii="Avenir Next" w:hAnsi="Avenir Next" w:cs="Avenir Next" w:eastAsia="Avenir Next"/>
+                <w:color w:val="1A1A1A"/>
                 <w:sz w:val="20"/>
                 <w:szCs w:val="20"/>
               </w:rPr>
-              <w:t xml:space="preserve">3.</w:t>
-            </w:r>
-            <w:r>
-              <w:rPr>
-                <w:rFonts w:ascii="Avenir Next" w:hAnsi="Avenir Next" w:cs="Avenir Next" w:eastAsia="Avenir Next"/>
-                <w:color w:val="1A1A1A"/>
-                <w:sz w:val="20"/>
-                <w:szCs w:val="20"/>
-              </w:rPr>
               <w:tab/>
             </w:r>
             <w:r>
               <w:rPr>
                 <w:rFonts w:ascii="Avenir Next" w:hAnsi="Avenir Next" w:cs="Avenir Next" w:eastAsia="Avenir Next"/>
                 <w:color w:val="1A1A1A"/>
-                <w:sz w:val="20"/>
+                <w:sz w:val="22"/>
                 <w:szCs w:val="20"/>
               </w:rPr>
               <w:t xml:space="preserve">What is the value of 2 × (1 + 3)</w:t>
@@ -2311,7 +2312,7 @@
               <w:rPr>
                 <w:rFonts w:ascii="Avenir Next" w:hAnsi="Avenir Next" w:cs="Avenir Next" w:eastAsia="Avenir Next"/>
                 <w:color w:val="1A1A1A"/>
-                <w:sz w:val="20"/>
+                <w:sz w:val="22"/>
                 <w:szCs w:val="20"/>
                 <w:vertAlign w:val="superscript"/>
               </w:rPr>
@@ -2321,7 +2322,7 @@
               <w:rPr>
                 <w:rFonts w:ascii="Avenir Next" w:hAnsi="Avenir Next" w:cs="Avenir Next" w:eastAsia="Avenir Next"/>
                 <w:color w:val="1A1A1A"/>
-                <w:sz w:val="20"/>
+                <w:sz w:val="22"/>
                 <w:szCs w:val="20"/>
               </w:rPr>
               <w:t xml:space="preserve">?</w:t>
@@ -2377,25 +2378,25 @@
                       <w:rFonts w:ascii="Avenir Next" w:hAnsi="Avenir Next" w:cs="Avenir Next" w:eastAsia="Avenir Next"/>
                       <w:b/>
                       <w:color w:val="003A70"/>
+                      <w:sz w:val="22"/>
+                      <w:szCs w:val="19"/>
+                    </w:rPr>
+                    <w:t xml:space="preserve">A</w:t>
+                  </w:r>
+                  <w:r>
+                    <w:rPr>
+                      <w:rFonts w:ascii="Avenir Next" w:hAnsi="Avenir Next" w:cs="Avenir Next" w:eastAsia="Avenir Next"/>
+                      <w:color w:val="1A1A1A"/>
                       <w:sz w:val="19"/>
                       <w:szCs w:val="19"/>
                     </w:rPr>
-                    <w:t xml:space="preserve">A</w:t>
-                  </w:r>
-                  <w:r>
-                    <w:rPr>
-                      <w:rFonts w:ascii="Avenir Next" w:hAnsi="Avenir Next" w:cs="Avenir Next" w:eastAsia="Avenir Next"/>
-                      <w:color w:val="1A1A1A"/>
-                      <w:sz w:val="19"/>
-                      <w:szCs w:val="19"/>
-                    </w:rPr>
                     <w:tab/>
                   </w:r>
                   <w:r>
                     <w:rPr>
                       <w:rFonts w:ascii="Avenir Next" w:hAnsi="Avenir Next" w:cs="Avenir Next" w:eastAsia="Avenir Next"/>
                       <w:color w:val="1A1A1A"/>
-                      <w:sz w:val="19"/>
+                      <w:sz w:val="22"/>
                       <w:szCs w:val="19"/>
                     </w:rPr>
                     <w:t xml:space="preserve">32</w:t>
@@ -2420,25 +2421,25 @@
                       <w:rFonts w:ascii="Avenir Next" w:hAnsi="Avenir Next" w:cs="Avenir Next" w:eastAsia="Avenir Next"/>
                       <w:b/>
                       <w:color w:val="003A70"/>
+                      <w:sz w:val="22"/>
+                      <w:szCs w:val="19"/>
+                    </w:rPr>
+                    <w:t xml:space="preserve">B</w:t>
+                  </w:r>
+                  <w:r>
+                    <w:rPr>
+                      <w:rFonts w:ascii="Avenir Next" w:hAnsi="Avenir Next" w:cs="Avenir Next" w:eastAsia="Avenir Next"/>
+                      <w:color w:val="1A1A1A"/>
                       <w:sz w:val="19"/>
                       <w:szCs w:val="19"/>
                     </w:rPr>
-                    <w:t xml:space="preserve">B</w:t>
-                  </w:r>
-                  <w:r>
-                    <w:rPr>
-                      <w:rFonts w:ascii="Avenir Next" w:hAnsi="Avenir Next" w:cs="Avenir Next" w:eastAsia="Avenir Next"/>
-                      <w:color w:val="1A1A1A"/>
-                      <w:sz w:val="19"/>
-                      <w:szCs w:val="19"/>
-                    </w:rPr>
                     <w:tab/>
                   </w:r>
                   <w:r>
                     <w:rPr>
                       <w:rFonts w:ascii="Avenir Next" w:hAnsi="Avenir Next" w:cs="Avenir Next" w:eastAsia="Avenir Next"/>
                       <w:color w:val="1A1A1A"/>
-                      <w:sz w:val="19"/>
+                      <w:sz w:val="22"/>
                       <w:szCs w:val="19"/>
                     </w:rPr>
                     <w:t xml:space="preserve">64</w:t>
@@ -2463,25 +2464,25 @@
                       <w:rFonts w:ascii="Avenir Next" w:hAnsi="Avenir Next" w:cs="Avenir Next" w:eastAsia="Avenir Next"/>
                       <w:b/>
                       <w:color w:val="003A70"/>
+                      <w:sz w:val="22"/>
+                      <w:szCs w:val="19"/>
+                    </w:rPr>
+                    <w:t xml:space="preserve">C</w:t>
+                  </w:r>
+                  <w:r>
+                    <w:rPr>
+                      <w:rFonts w:ascii="Avenir Next" w:hAnsi="Avenir Next" w:cs="Avenir Next" w:eastAsia="Avenir Next"/>
+                      <w:color w:val="1A1A1A"/>
                       <w:sz w:val="19"/>
                       <w:szCs w:val="19"/>
                     </w:rPr>
-                    <w:t xml:space="preserve">C</w:t>
-                  </w:r>
-                  <w:r>
-                    <w:rPr>
-                      <w:rFonts w:ascii="Avenir Next" w:hAnsi="Avenir Next" w:cs="Avenir Next" w:eastAsia="Avenir Next"/>
-                      <w:color w:val="1A1A1A"/>
-                      <w:sz w:val="19"/>
-                      <w:szCs w:val="19"/>
-                    </w:rPr>
                     <w:tab/>
                   </w:r>
                   <w:r>
                     <w:rPr>
                       <w:rFonts w:ascii="Avenir Next" w:hAnsi="Avenir Next" w:cs="Avenir Next" w:eastAsia="Avenir Next"/>
                       <w:color w:val="1A1A1A"/>
-                      <w:sz w:val="19"/>
+                      <w:sz w:val="22"/>
                       <w:szCs w:val="19"/>
                     </w:rPr>
                     <w:t xml:space="preserve">20</w:t>
@@ -2506,25 +2507,25 @@
                       <w:rFonts w:ascii="Avenir Next" w:hAnsi="Avenir Next" w:cs="Avenir Next" w:eastAsia="Avenir Next"/>
                       <w:b/>
                       <w:color w:val="003A70"/>
+                      <w:sz w:val="22"/>
+                      <w:szCs w:val="19"/>
+                    </w:rPr>
+                    <w:t xml:space="preserve">D</w:t>
+                  </w:r>
+                  <w:r>
+                    <w:rPr>
+                      <w:rFonts w:ascii="Avenir Next" w:hAnsi="Avenir Next" w:cs="Avenir Next" w:eastAsia="Avenir Next"/>
+                      <w:color w:val="1A1A1A"/>
                       <w:sz w:val="19"/>
                       <w:szCs w:val="19"/>
                     </w:rPr>
-                    <w:t xml:space="preserve">D</w:t>
-                  </w:r>
-                  <w:r>
-                    <w:rPr>
-                      <w:rFonts w:ascii="Avenir Next" w:hAnsi="Avenir Next" w:cs="Avenir Next" w:eastAsia="Avenir Next"/>
-                      <w:color w:val="1A1A1A"/>
-                      <w:sz w:val="19"/>
-                      <w:szCs w:val="19"/>
-                    </w:rPr>
                     <w:tab/>
                   </w:r>
                   <w:r>
                     <w:rPr>
                       <w:rFonts w:ascii="Avenir Next" w:hAnsi="Avenir Next" w:cs="Avenir Next" w:eastAsia="Avenir Next"/>
                       <w:color w:val="1A1A1A"/>
-                      <w:sz w:val="19"/>
+                      <w:sz w:val="22"/>
                       <w:szCs w:val="19"/>
                     </w:rPr>
                     <w:t xml:space="preserve">18</w:t>
@@ -2574,7 +2575,7 @@
         <w:rPr>
           <w:rFonts w:ascii="Avenir Next" w:hAnsi="Avenir Next" w:cs="Avenir Next" w:eastAsia="Avenir Next"/>
           <w:color w:val="1A1A1A"/>
-          <w:sz w:val="17"/>
+          <w:sz w:val="22"/>
           <w:szCs w:val="17"/>
         </w:rPr>
         <w:t xml:space="preserve">  I got it</w:t>
@@ -2592,7 +2593,7 @@
         <w:rPr>
           <w:rFonts w:ascii="Avenir Next" w:hAnsi="Avenir Next" w:cs="Avenir Next" w:eastAsia="Avenir Next"/>
           <w:color w:val="1A1A1A"/>
-          <w:sz w:val="17"/>
+          <w:sz w:val="22"/>
           <w:szCs w:val="17"/>
         </w:rPr>
         <w:t xml:space="preserve">  Almost</w:t>
@@ -2610,7 +2611,7 @@
         <w:rPr>
           <w:rFonts w:ascii="Avenir Next" w:hAnsi="Avenir Next" w:cs="Avenir Next" w:eastAsia="Avenir Next"/>
           <w:color w:val="1A1A1A"/>
-          <w:sz w:val="17"/>
+          <w:sz w:val="22"/>
           <w:szCs w:val="17"/>
         </w:rPr>
         <w:t xml:space="preserve">  I need help</w:t>
@@ -2667,7 +2668,7 @@
         <w:rPr>
           <w:rFonts w:ascii="Avenir Next" w:hAnsi="Avenir Next" w:cs="Avenir Next" w:eastAsia="Avenir Next"/>
           <w:color w:val="1A1A1A"/>
-          <w:sz w:val="18"/>
+          <w:sz w:val="22"/>
           <w:szCs w:val="18"/>
         </w:rPr>
         <w:t xml:space="preserve">Name</w:t>
@@ -2752,25 +2753,25 @@
                 <w:rFonts w:ascii="Avenir Next" w:hAnsi="Avenir Next" w:cs="Avenir Next" w:eastAsia="Avenir Next"/>
                 <w:b/>
                 <w:color w:val="1A1A1A"/>
+                <w:sz w:val="22"/>
+                <w:szCs w:val="20"/>
+              </w:rPr>
+              <w:t xml:space="preserve">1.</w:t>
+            </w:r>
+            <w:r>
+              <w:rPr>
+                <w:rFonts w:ascii="Avenir Next" w:hAnsi="Avenir Next" w:cs="Avenir Next" w:eastAsia="Avenir Next"/>
+                <w:color w:val="1A1A1A"/>
                 <w:sz w:val="20"/>
                 <w:szCs w:val="20"/>
               </w:rPr>
-              <w:t xml:space="preserve">1.</w:t>
-            </w:r>
-            <w:r>
-              <w:rPr>
-                <w:rFonts w:ascii="Avenir Next" w:hAnsi="Avenir Next" w:cs="Avenir Next" w:eastAsia="Avenir Next"/>
-                <w:color w:val="1A1A1A"/>
-                <w:sz w:val="20"/>
-                <w:szCs w:val="20"/>
-              </w:rPr>
               <w:tab/>
             </w:r>
             <w:r>
               <w:rPr>
                 <w:rFonts w:ascii="Avenir Next" w:hAnsi="Avenir Next" w:cs="Avenir Next" w:eastAsia="Avenir Next"/>
                 <w:color w:val="1A1A1A"/>
-                <w:sz w:val="20"/>
+                <w:sz w:val="22"/>
                 <w:szCs w:val="20"/>
               </w:rPr>
               <w:t xml:space="preserve">Evaluate.</w:t>
@@ -2825,25 +2826,25 @@
                       <w:rFonts w:ascii="Avenir Next" w:hAnsi="Avenir Next" w:cs="Avenir Next" w:eastAsia="Avenir Next"/>
                       <w:b/>
                       <w:color w:val="003A70"/>
+                      <w:sz w:val="22"/>
+                      <w:szCs w:val="20"/>
+                    </w:rPr>
+                    <w:t xml:space="preserve">a.</w:t>
+                  </w:r>
+                  <w:r>
+                    <w:rPr>
+                      <w:rFonts w:ascii="Avenir Next" w:hAnsi="Avenir Next" w:cs="Avenir Next" w:eastAsia="Avenir Next"/>
+                      <w:color w:val="1A1A1A"/>
                       <w:sz w:val="20"/>
                       <w:szCs w:val="20"/>
                     </w:rPr>
-                    <w:t xml:space="preserve">a.</w:t>
-                  </w:r>
-                  <w:r>
-                    <w:rPr>
-                      <w:rFonts w:ascii="Avenir Next" w:hAnsi="Avenir Next" w:cs="Avenir Next" w:eastAsia="Avenir Next"/>
-                      <w:color w:val="1A1A1A"/>
-                      <w:sz w:val="20"/>
-                      <w:szCs w:val="20"/>
-                    </w:rPr>
                     <w:tab/>
                   </w:r>
                   <w:r>
                     <w:rPr>
                       <w:rFonts w:ascii="Avenir Next" w:hAnsi="Avenir Next" w:cs="Avenir Next" w:eastAsia="Avenir Next"/>
                       <w:color w:val="1A1A1A"/>
-                      <w:sz w:val="20"/>
+                      <w:sz w:val="22"/>
                       <w:szCs w:val="20"/>
                     </w:rPr>
                     <w:t xml:space="preserve">8 + 2 × 3 =</w:t>
@@ -2887,25 +2888,25 @@
                       <w:rFonts w:ascii="Avenir Next" w:hAnsi="Avenir Next" w:cs="Avenir Next" w:eastAsia="Avenir Next"/>
                       <w:b/>
                       <w:color w:val="003A70"/>
+                      <w:sz w:val="22"/>
+                      <w:szCs w:val="20"/>
+                    </w:rPr>
+                    <w:t xml:space="preserve">b.</w:t>
+                  </w:r>
+                  <w:r>
+                    <w:rPr>
+                      <w:rFonts w:ascii="Avenir Next" w:hAnsi="Avenir Next" w:cs="Avenir Next" w:eastAsia="Avenir Next"/>
+                      <w:color w:val="1A1A1A"/>
                       <w:sz w:val="20"/>
                       <w:szCs w:val="20"/>
                     </w:rPr>
-                    <w:t xml:space="preserve">b.</w:t>
-                  </w:r>
-                  <w:r>
-                    <w:rPr>
-                      <w:rFonts w:ascii="Avenir Next" w:hAnsi="Avenir Next" w:cs="Avenir Next" w:eastAsia="Avenir Next"/>
-                      <w:color w:val="1A1A1A"/>
-                      <w:sz w:val="20"/>
-                      <w:szCs w:val="20"/>
-                    </w:rPr>
                     <w:tab/>
                   </w:r>
                   <w:r>
                     <w:rPr>
                       <w:rFonts w:ascii="Avenir Next" w:hAnsi="Avenir Next" w:cs="Avenir Next" w:eastAsia="Avenir Next"/>
                       <w:color w:val="1A1A1A"/>
-                      <w:sz w:val="20"/>
+                      <w:sz w:val="22"/>
                       <w:szCs w:val="20"/>
                     </w:rPr>
                     <w:t xml:space="preserve">(8 + 2) × 3 =</w:t>
@@ -2998,25 +2999,25 @@
                 <w:rFonts w:ascii="Avenir Next" w:hAnsi="Avenir Next" w:cs="Avenir Next" w:eastAsia="Avenir Next"/>
                 <w:b/>
                 <w:color w:val="1A1A1A"/>
+                <w:sz w:val="22"/>
+                <w:szCs w:val="20"/>
+              </w:rPr>
+              <w:t xml:space="preserve">2.</w:t>
+            </w:r>
+            <w:r>
+              <w:rPr>
+                <w:rFonts w:ascii="Avenir Next" w:hAnsi="Avenir Next" w:cs="Avenir Next" w:eastAsia="Avenir Next"/>
+                <w:color w:val="1A1A1A"/>
                 <w:sz w:val="20"/>
                 <w:szCs w:val="20"/>
               </w:rPr>
-              <w:t xml:space="preserve">2.</w:t>
-            </w:r>
-            <w:r>
-              <w:rPr>
-                <w:rFonts w:ascii="Avenir Next" w:hAnsi="Avenir Next" w:cs="Avenir Next" w:eastAsia="Avenir Next"/>
-                <w:color w:val="1A1A1A"/>
-                <w:sz w:val="20"/>
-                <w:szCs w:val="20"/>
-              </w:rPr>
               <w:tab/>
             </w:r>
             <w:r>
               <w:rPr>
                 <w:rFonts w:ascii="Avenir Next" w:hAnsi="Avenir Next" w:cs="Avenir Next" w:eastAsia="Avenir Next"/>
                 <w:color w:val="1A1A1A"/>
-                <w:sz w:val="20"/>
+                <w:sz w:val="22"/>
                 <w:szCs w:val="20"/>
               </w:rPr>
               <w:t xml:space="preserve">Evaluate 20 − 2</w:t>
@@ -3025,7 +3026,7 @@
               <w:rPr>
                 <w:rFonts w:ascii="Avenir Next" w:hAnsi="Avenir Next" w:cs="Avenir Next" w:eastAsia="Avenir Next"/>
                 <w:color w:val="1A1A1A"/>
-                <w:sz w:val="20"/>
+                <w:sz w:val="22"/>
                 <w:szCs w:val="20"/>
                 <w:vertAlign w:val="superscript"/>
               </w:rPr>
@@ -3035,7 +3036,7 @@
               <w:rPr>
                 <w:rFonts w:ascii="Avenir Next" w:hAnsi="Avenir Next" w:cs="Avenir Next" w:eastAsia="Avenir Next"/>
                 <w:color w:val="1A1A1A"/>
-                <w:sz w:val="20"/>
+                <w:sz w:val="22"/>
                 <w:szCs w:val="20"/>
               </w:rPr>
               <w:t xml:space="preserve"> × 3.</w:t>
@@ -3112,7 +3113,7 @@
                 <w:rFonts w:ascii="Avenir Next" w:hAnsi="Avenir Next" w:cs="Avenir Next" w:eastAsia="Avenir Next"/>
                 <w:b/>
                 <w:color w:val="1A1A1A"/>
-                <w:sz w:val="18"/>
+                <w:sz w:val="22"/>
                 <w:szCs w:val="18"/>
               </w:rPr>
               <w:t xml:space="preserve">Value</w:t>
@@ -3187,25 +3188,25 @@
                 <w:rFonts w:ascii="Avenir Next" w:hAnsi="Avenir Next" w:cs="Avenir Next" w:eastAsia="Avenir Next"/>
                 <w:b/>
                 <w:color w:val="1A1A1A"/>
+                <w:sz w:val="22"/>
+                <w:szCs w:val="20"/>
+              </w:rPr>
+              <w:t xml:space="preserve">3.</w:t>
+            </w:r>
+            <w:r>
+              <w:rPr>
+                <w:rFonts w:ascii="Avenir Next" w:hAnsi="Avenir Next" w:cs="Avenir Next" w:eastAsia="Avenir Next"/>
+                <w:color w:val="1A1A1A"/>
                 <w:sz w:val="20"/>
                 <w:szCs w:val="20"/>
               </w:rPr>
-              <w:t xml:space="preserve">3.</w:t>
-            </w:r>
-            <w:r>
-              <w:rPr>
-                <w:rFonts w:ascii="Avenir Next" w:hAnsi="Avenir Next" w:cs="Avenir Next" w:eastAsia="Avenir Next"/>
-                <w:color w:val="1A1A1A"/>
-                <w:sz w:val="20"/>
-                <w:szCs w:val="20"/>
-              </w:rPr>
               <w:tab/>
             </w:r>
             <w:r>
               <w:rPr>
                 <w:rFonts w:ascii="Avenir Next" w:hAnsi="Avenir Next" w:cs="Avenir Next" w:eastAsia="Avenir Next"/>
                 <w:color w:val="1A1A1A"/>
-                <w:sz w:val="20"/>
+                <w:sz w:val="22"/>
                 <w:szCs w:val="20"/>
               </w:rPr>
               <w:t xml:space="preserve">What is the value of 2 × (1 + 3)</w:t>
@@ -3214,7 +3215,7 @@
               <w:rPr>
                 <w:rFonts w:ascii="Avenir Next" w:hAnsi="Avenir Next" w:cs="Avenir Next" w:eastAsia="Avenir Next"/>
                 <w:color w:val="1A1A1A"/>
-                <w:sz w:val="20"/>
+                <w:sz w:val="22"/>
                 <w:szCs w:val="20"/>
                 <w:vertAlign w:val="superscript"/>
               </w:rPr>
@@ -3224,7 +3225,7 @@
               <w:rPr>
                 <w:rFonts w:ascii="Avenir Next" w:hAnsi="Avenir Next" w:cs="Avenir Next" w:eastAsia="Avenir Next"/>
                 <w:color w:val="1A1A1A"/>
-                <w:sz w:val="20"/>
+                <w:sz w:val="22"/>
                 <w:szCs w:val="20"/>
               </w:rPr>
               <w:t xml:space="preserve">?</w:t>
@@ -3280,25 +3281,25 @@
                       <w:rFonts w:ascii="Avenir Next" w:hAnsi="Avenir Next" w:cs="Avenir Next" w:eastAsia="Avenir Next"/>
                       <w:b/>
                       <w:color w:val="003A70"/>
+                      <w:sz w:val="22"/>
+                      <w:szCs w:val="19"/>
+                    </w:rPr>
+                    <w:t xml:space="preserve">A</w:t>
+                  </w:r>
+                  <w:r>
+                    <w:rPr>
+                      <w:rFonts w:ascii="Avenir Next" w:hAnsi="Avenir Next" w:cs="Avenir Next" w:eastAsia="Avenir Next"/>
+                      <w:color w:val="1A1A1A"/>
                       <w:sz w:val="19"/>
                       <w:szCs w:val="19"/>
                     </w:rPr>
-                    <w:t xml:space="preserve">A</w:t>
-                  </w:r>
-                  <w:r>
-                    <w:rPr>
-                      <w:rFonts w:ascii="Avenir Next" w:hAnsi="Avenir Next" w:cs="Avenir Next" w:eastAsia="Avenir Next"/>
-                      <w:color w:val="1A1A1A"/>
-                      <w:sz w:val="19"/>
-                      <w:szCs w:val="19"/>
-                    </w:rPr>
                     <w:tab/>
                   </w:r>
                   <w:r>
                     <w:rPr>
                       <w:rFonts w:ascii="Avenir Next" w:hAnsi="Avenir Next" w:cs="Avenir Next" w:eastAsia="Avenir Next"/>
                       <w:color w:val="1A1A1A"/>
-                      <w:sz w:val="19"/>
+                      <w:sz w:val="22"/>
                       <w:szCs w:val="19"/>
                     </w:rPr>
                     <w:t xml:space="preserve">32</w:t>
@@ -3323,25 +3324,25 @@
                       <w:rFonts w:ascii="Avenir Next" w:hAnsi="Avenir Next" w:cs="Avenir Next" w:eastAsia="Avenir Next"/>
                       <w:b/>
                       <w:color w:val="003A70"/>
+                      <w:sz w:val="22"/>
+                      <w:szCs w:val="19"/>
+                    </w:rPr>
+                    <w:t xml:space="preserve">B</w:t>
+                  </w:r>
+                  <w:r>
+                    <w:rPr>
+                      <w:rFonts w:ascii="Avenir Next" w:hAnsi="Avenir Next" w:cs="Avenir Next" w:eastAsia="Avenir Next"/>
+                      <w:color w:val="1A1A1A"/>
                       <w:sz w:val="19"/>
                       <w:szCs w:val="19"/>
                     </w:rPr>
-                    <w:t xml:space="preserve">B</w:t>
-                  </w:r>
-                  <w:r>
-                    <w:rPr>
-                      <w:rFonts w:ascii="Avenir Next" w:hAnsi="Avenir Next" w:cs="Avenir Next" w:eastAsia="Avenir Next"/>
-                      <w:color w:val="1A1A1A"/>
-                      <w:sz w:val="19"/>
-                      <w:szCs w:val="19"/>
-                    </w:rPr>
                     <w:tab/>
                   </w:r>
                   <w:r>
                     <w:rPr>
                       <w:rFonts w:ascii="Avenir Next" w:hAnsi="Avenir Next" w:cs="Avenir Next" w:eastAsia="Avenir Next"/>
                       <w:color w:val="1A1A1A"/>
-                      <w:sz w:val="19"/>
+                      <w:sz w:val="22"/>
                       <w:szCs w:val="19"/>
                     </w:rPr>
                     <w:t xml:space="preserve">64</w:t>
@@ -3366,25 +3367,25 @@
                       <w:rFonts w:ascii="Avenir Next" w:hAnsi="Avenir Next" w:cs="Avenir Next" w:eastAsia="Avenir Next"/>
                       <w:b/>
                       <w:color w:val="003A70"/>
+                      <w:sz w:val="22"/>
+                      <w:szCs w:val="19"/>
+                    </w:rPr>
+                    <w:t xml:space="preserve">C</w:t>
+                  </w:r>
+                  <w:r>
+                    <w:rPr>
+                      <w:rFonts w:ascii="Avenir Next" w:hAnsi="Avenir Next" w:cs="Avenir Next" w:eastAsia="Avenir Next"/>
+                      <w:color w:val="1A1A1A"/>
                       <w:sz w:val="19"/>
                       <w:szCs w:val="19"/>
                     </w:rPr>
-                    <w:t xml:space="preserve">C</w:t>
-                  </w:r>
-                  <w:r>
-                    <w:rPr>
-                      <w:rFonts w:ascii="Avenir Next" w:hAnsi="Avenir Next" w:cs="Avenir Next" w:eastAsia="Avenir Next"/>
-                      <w:color w:val="1A1A1A"/>
-                      <w:sz w:val="19"/>
-                      <w:szCs w:val="19"/>
-                    </w:rPr>
                     <w:tab/>
                   </w:r>
                   <w:r>
                     <w:rPr>
                       <w:rFonts w:ascii="Avenir Next" w:hAnsi="Avenir Next" w:cs="Avenir Next" w:eastAsia="Avenir Next"/>
                       <w:color w:val="1A1A1A"/>
-                      <w:sz w:val="19"/>
+                      <w:sz w:val="22"/>
                       <w:szCs w:val="19"/>
                     </w:rPr>
                     <w:t xml:space="preserve">20</w:t>
@@ -3409,25 +3410,25 @@
                       <w:rFonts w:ascii="Avenir Next" w:hAnsi="Avenir Next" w:cs="Avenir Next" w:eastAsia="Avenir Next"/>
                       <w:b/>
                       <w:color w:val="003A70"/>
+                      <w:sz w:val="22"/>
+                      <w:szCs w:val="19"/>
+                    </w:rPr>
+                    <w:t xml:space="preserve">D</w:t>
+                  </w:r>
+                  <w:r>
+                    <w:rPr>
+                      <w:rFonts w:ascii="Avenir Next" w:hAnsi="Avenir Next" w:cs="Avenir Next" w:eastAsia="Avenir Next"/>
+                      <w:color w:val="1A1A1A"/>
                       <w:sz w:val="19"/>
                       <w:szCs w:val="19"/>
                     </w:rPr>
-                    <w:t xml:space="preserve">D</w:t>
-                  </w:r>
-                  <w:r>
-                    <w:rPr>
-                      <w:rFonts w:ascii="Avenir Next" w:hAnsi="Avenir Next" w:cs="Avenir Next" w:eastAsia="Avenir Next"/>
-                      <w:color w:val="1A1A1A"/>
-                      <w:sz w:val="19"/>
-                      <w:szCs w:val="19"/>
-                    </w:rPr>
                     <w:tab/>
                   </w:r>
                   <w:r>
                     <w:rPr>
                       <w:rFonts w:ascii="Avenir Next" w:hAnsi="Avenir Next" w:cs="Avenir Next" w:eastAsia="Avenir Next"/>
                       <w:color w:val="1A1A1A"/>
-                      <w:sz w:val="19"/>
+                      <w:sz w:val="22"/>
                       <w:szCs w:val="19"/>
                     </w:rPr>
                     <w:t xml:space="preserve">18</w:t>
@@ -3477,7 +3478,7 @@
         <w:rPr>
           <w:rFonts w:ascii="Avenir Next" w:hAnsi="Avenir Next" w:cs="Avenir Next" w:eastAsia="Avenir Next"/>
           <w:color w:val="1A1A1A"/>
-          <w:sz w:val="17"/>
+          <w:sz w:val="22"/>
           <w:szCs w:val="17"/>
         </w:rPr>
         <w:t xml:space="preserve">  I got it</w:t>
@@ -3495,7 +3496,7 @@
         <w:rPr>
           <w:rFonts w:ascii="Avenir Next" w:hAnsi="Avenir Next" w:cs="Avenir Next" w:eastAsia="Avenir Next"/>
           <w:color w:val="1A1A1A"/>
-          <w:sz w:val="17"/>
+          <w:sz w:val="22"/>
           <w:szCs w:val="17"/>
         </w:rPr>
         <w:t xml:space="preserve">  Almost</w:t>
@@ -3513,7 +3514,7 @@
         <w:rPr>
           <w:rFonts w:ascii="Avenir Next" w:hAnsi="Avenir Next" w:cs="Avenir Next" w:eastAsia="Avenir Next"/>
           <w:color w:val="1A1A1A"/>
-          <w:sz w:val="17"/>
+          <w:sz w:val="22"/>
           <w:szCs w:val="17"/>
         </w:rPr>
         <w:t xml:space="preserve">  I need help</w:t>
@@ -3607,7 +3608,106 @@
               <w:sz w:val="15"/>
               <w:szCs w:val="15"/>
             </w:rPr>
-            <w:t xml:space="preserve">Lesson 6-4  ·  Exit Tickets  ·  two per page</w:t>
+            <w:t xml:space="preserve">6-4 · Page </w:t>
+          </w:r>
+          <w:r>
+            <w:rPr>
+              <w:rFonts w:ascii="Avenir Next" w:hAnsi="Avenir Next" w:cs="Avenir Next" w:eastAsia="Avenir Next"/>
+              <w:color w:val="5A5F66"/>
+              <w:sz w:val="15"/>
+              <w:szCs w:val="15"/>
+            </w:rPr>
+            <w:fldChar w:fldCharType="begin"/>
+          </w:r>
+          <w:r>
+            <w:rPr>
+              <w:rFonts w:ascii="Avenir Next" w:hAnsi="Avenir Next" w:cs="Avenir Next" w:eastAsia="Avenir Next"/>
+              <w:color w:val="5A5F66"/>
+              <w:sz w:val="15"/>
+              <w:szCs w:val="15"/>
+            </w:rPr>
+            <w:instrText xml:space="preserve"> PAGE </w:instrText>
+          </w:r>
+          <w:r>
+            <w:rPr>
+              <w:rFonts w:ascii="Avenir Next" w:hAnsi="Avenir Next" w:cs="Avenir Next" w:eastAsia="Avenir Next"/>
+              <w:color w:val="5A5F66"/>
+              <w:sz w:val="15"/>
+              <w:szCs w:val="15"/>
+            </w:rPr>
+            <w:fldChar w:fldCharType="separate"/>
+          </w:r>
+          <w:r>
+            <w:rPr>
+              <w:rFonts w:ascii="Avenir Next" w:hAnsi="Avenir Next" w:cs="Avenir Next" w:eastAsia="Avenir Next"/>
+              <w:color w:val="5A5F66"/>
+              <w:sz w:val="15"/>
+              <w:szCs w:val="15"/>
+            </w:rPr>
+            <w:t xml:space="preserve">1</w:t>
+          </w:r>
+          <w:r>
+            <w:rPr>
+              <w:rFonts w:ascii="Avenir Next" w:hAnsi="Avenir Next" w:cs="Avenir Next" w:eastAsia="Avenir Next"/>
+              <w:color w:val="5A5F66"/>
+              <w:sz w:val="15"/>
+              <w:szCs w:val="15"/>
+            </w:rPr>
+            <w:fldChar w:fldCharType="end"/>
+          </w:r>
+          <w:r>
+            <w:rPr>
+              <w:rFonts w:ascii="Avenir Next" w:hAnsi="Avenir Next" w:cs="Avenir Next" w:eastAsia="Avenir Next"/>
+              <w:color w:val="5A5F66"/>
+              <w:sz w:val="15"/>
+              <w:szCs w:val="15"/>
+            </w:rPr>
+            <w:t xml:space="preserve"> of </w:t>
+          </w:r>
+          <w:r>
+            <w:rPr>
+              <w:rFonts w:ascii="Avenir Next" w:hAnsi="Avenir Next" w:cs="Avenir Next" w:eastAsia="Avenir Next"/>
+              <w:color w:val="5A5F66"/>
+              <w:sz w:val="15"/>
+              <w:szCs w:val="15"/>
+            </w:rPr>
+            <w:fldChar w:fldCharType="begin"/>
+          </w:r>
+          <w:r>
+            <w:rPr>
+              <w:rFonts w:ascii="Avenir Next" w:hAnsi="Avenir Next" w:cs="Avenir Next" w:eastAsia="Avenir Next"/>
+              <w:color w:val="5A5F66"/>
+              <w:sz w:val="15"/>
+              <w:szCs w:val="15"/>
+            </w:rPr>
+            <w:instrText xml:space="preserve"> NUMPAGES </w:instrText>
+          </w:r>
+          <w:r>
+            <w:rPr>
+              <w:rFonts w:ascii="Avenir Next" w:hAnsi="Avenir Next" w:cs="Avenir Next" w:eastAsia="Avenir Next"/>
+              <w:color w:val="5A5F66"/>
+              <w:sz w:val="15"/>
+              <w:szCs w:val="15"/>
+            </w:rPr>
+            <w:fldChar w:fldCharType="separate"/>
+          </w:r>
+          <w:r>
+            <w:rPr>
+              <w:rFonts w:ascii="Avenir Next" w:hAnsi="Avenir Next" w:cs="Avenir Next" w:eastAsia="Avenir Next"/>
+              <w:color w:val="5A5F66"/>
+              <w:sz w:val="15"/>
+              <w:szCs w:val="15"/>
+            </w:rPr>
+            <w:t xml:space="preserve">1</w:t>
+          </w:r>
+          <w:r>
+            <w:rPr>
+              <w:rFonts w:ascii="Avenir Next" w:hAnsi="Avenir Next" w:cs="Avenir Next" w:eastAsia="Avenir Next"/>
+              <w:color w:val="5A5F66"/>
+              <w:sz w:val="15"/>
+              <w:szCs w:val="15"/>
+            </w:rPr>
+            <w:fldChar w:fldCharType="end"/>
           </w:r>
         </w:p>
       </w:tc>
@@ -3650,5 +3750,23 @@
       </w:tblCellMar>
     </w:tblPr>
   </w:style>
+  <w:style w:type="paragraph" w:styleId="Heading1">
+    <w:name w:val="heading 1"/>
+    <w:basedOn w:val="Normal"/>
+    <w:pPr>
+      <w:outlineLvl w:val="0"/>
+      <w:keepNext w:val="0"/>
+      <w:keepLines w:val="0"/>
+    </w:pPr>
+  </w:style>
+  <w:style w:type="paragraph" w:styleId="Heading2">
+    <w:name w:val="heading 2"/>
+    <w:basedOn w:val="Normal"/>
+    <w:pPr>
+      <w:outlineLvl w:val="1"/>
+      <w:keepNext w:val="0"/>
+      <w:keepLines w:val="0"/>
+    </w:pPr>
+  </w:style>
 </w:styles>
 </file>